--- a/Petições/Penhora/Sisbajud, Renajud e Infojud.docx
+++ b/Petições/Penhora/Sisbajud, Renajud e Infojud.docx
@@ -330,7 +330,31 @@
           <w:szCs w:val="22"/>
           <w:highlight w:val="yellow"/>
         </w:rPr>
-        <w:t>(réu ou réus)</w:t>
+        <w:t>(</w:t>
+      </w:r>
+      <w:r>
+        <w:rPr>
+          <w:rFonts w:ascii="Calibri" w:hAnsi="Calibri" w:cs="Calibri,Bold"/>
+          <w:b/>
+          <w:bCs/>
+          <w:color w:val="000000"/>
+          <w:sz w:val="24"/>
+          <w:szCs w:val="22"/>
+          <w:highlight w:val="yellow"/>
+        </w:rPr>
+        <w:t xml:space="preserve">ré ou rés ou </w:t>
+      </w:r>
+      <w:r>
+        <w:rPr>
+          <w:rFonts w:ascii="Calibri" w:hAnsi="Calibri" w:cs="Calibri,Bold"/>
+          <w:b/>
+          <w:bCs/>
+          <w:color w:val="000000"/>
+          <w:sz w:val="24"/>
+          <w:szCs w:val="22"/>
+          <w:highlight w:val="yellow"/>
+        </w:rPr>
+        <w:t>réu ou réus)</w:t>
       </w:r>
       <w:r>
         <w:rPr>
@@ -593,7 +617,43 @@
           <w:szCs w:val="22"/>
           <w:highlight w:val="yellow"/>
         </w:rPr>
-        <w:t>(do ou dos)</w:t>
+        <w:t>(do</w:t>
+      </w:r>
+      <w:r>
+        <w:rPr>
+          <w:rFonts w:ascii="Calibri" w:hAnsi="Calibri" w:cs="Calibri"/>
+          <w:sz w:val="24"/>
+          <w:szCs w:val="22"/>
+          <w:highlight w:val="yellow"/>
+        </w:rPr>
+        <w:t xml:space="preserve"> ou da </w:t>
+      </w:r>
+      <w:r>
+        <w:rPr>
+          <w:rFonts w:ascii="Calibri" w:hAnsi="Calibri" w:cs="Calibri"/>
+          <w:sz w:val="24"/>
+          <w:szCs w:val="22"/>
+          <w:highlight w:val="yellow"/>
+        </w:rPr>
+        <w:t>ou dos</w:t>
+      </w:r>
+      <w:r>
+        <w:rPr>
+          <w:rFonts w:ascii="Calibri" w:hAnsi="Calibri" w:cs="Calibri"/>
+          <w:sz w:val="24"/>
+          <w:szCs w:val="22"/>
+          <w:highlight w:val="yellow"/>
+        </w:rPr>
+        <w:t xml:space="preserve"> ou das</w:t>
+      </w:r>
+      <w:r>
+        <w:rPr>
+          <w:rFonts w:ascii="Calibri" w:hAnsi="Calibri" w:cs="Calibri"/>
+          <w:sz w:val="24"/>
+          <w:szCs w:val="22"/>
+          <w:highlight w:val="yellow"/>
+        </w:rPr>
+        <w:t>)</w:t>
       </w:r>
       <w:r>
         <w:rPr>
@@ -610,7 +670,25 @@
           <w:szCs w:val="22"/>
           <w:highlight w:val="yellow"/>
         </w:rPr>
-        <w:t xml:space="preserve">(Executado ou </w:t>
+        <w:t xml:space="preserve">(Executado </w:t>
+      </w:r>
+      <w:r>
+        <w:rPr>
+          <w:rFonts w:ascii="Calibri" w:hAnsi="Calibri" w:cs="Calibri"/>
+          <w:sz w:val="24"/>
+          <w:szCs w:val="22"/>
+          <w:highlight w:val="yellow"/>
+        </w:rPr>
+        <w:t xml:space="preserve">ou Executada </w:t>
+      </w:r>
+      <w:r>
+        <w:rPr>
+          <w:rFonts w:ascii="Calibri" w:hAnsi="Calibri" w:cs="Calibri"/>
+          <w:sz w:val="24"/>
+          <w:szCs w:val="22"/>
+          <w:highlight w:val="yellow"/>
+        </w:rPr>
+        <w:t xml:space="preserve">ou </w:t>
       </w:r>
       <w:r>
         <w:rPr>
@@ -628,7 +706,25 @@
           <w:szCs w:val="22"/>
           <w:highlight w:val="yellow"/>
         </w:rPr>
-        <w:t>xecutados)</w:t>
+        <w:t>xecutados</w:t>
+      </w:r>
+      <w:r>
+        <w:rPr>
+          <w:rFonts w:ascii="Calibri" w:hAnsi="Calibri" w:cs="Calibri"/>
+          <w:sz w:val="24"/>
+          <w:szCs w:val="22"/>
+          <w:highlight w:val="yellow"/>
+        </w:rPr>
+        <w:t xml:space="preserve"> ou Executadas</w:t>
+      </w:r>
+      <w:r>
+        <w:rPr>
+          <w:rFonts w:ascii="Calibri" w:hAnsi="Calibri" w:cs="Calibri"/>
+          <w:sz w:val="24"/>
+          <w:szCs w:val="22"/>
+          <w:highlight w:val="yellow"/>
+        </w:rPr>
+        <w:t>)</w:t>
       </w:r>
       <w:r>
         <w:rPr>
@@ -694,7 +790,52 @@
           <w:szCs w:val="22"/>
           <w:highlight w:val="yellow"/>
         </w:rPr>
-        <w:t>(do ou dos)</w:t>
+        <w:t>(</w:t>
+      </w:r>
+      <w:r>
+        <w:rPr>
+          <w:rFonts w:ascii="Calibri" w:hAnsi="Calibri" w:cs="Calibri"/>
+          <w:sz w:val="24"/>
+          <w:szCs w:val="22"/>
+          <w:highlight w:val="yellow"/>
+        </w:rPr>
+        <w:t>do</w:t>
+      </w:r>
+      <w:r>
+        <w:rPr>
+          <w:rFonts w:ascii="Calibri" w:hAnsi="Calibri" w:cs="Calibri"/>
+          <w:sz w:val="24"/>
+          <w:szCs w:val="22"/>
+          <w:highlight w:val="yellow"/>
+        </w:rPr>
+        <w:t xml:space="preserve"> ou da </w:t>
+      </w:r>
+      <w:r>
+        <w:rPr>
+          <w:rFonts w:ascii="Calibri" w:hAnsi="Calibri" w:cs="Calibri"/>
+          <w:sz w:val="24"/>
+          <w:szCs w:val="22"/>
+          <w:highlight w:val="yellow"/>
+        </w:rPr>
+        <w:t>ou dos</w:t>
+      </w:r>
+      <w:r>
+        <w:rPr>
+          <w:rFonts w:ascii="Calibri" w:hAnsi="Calibri" w:cs="Calibri"/>
+          <w:sz w:val="24"/>
+          <w:szCs w:val="22"/>
+          <w:highlight w:val="yellow"/>
+        </w:rPr>
+        <w:t xml:space="preserve"> ou das</w:t>
+      </w:r>
+      <w:r>
+        <w:rPr>
+          <w:rFonts w:ascii="Calibri" w:hAnsi="Calibri" w:cs="Calibri"/>
+          <w:sz w:val="24"/>
+          <w:szCs w:val="22"/>
+          <w:highlight w:val="yellow"/>
+        </w:rPr>
+        <w:t>)</w:t>
       </w:r>
       <w:r>
         <w:rPr>
@@ -711,7 +852,34 @@
           <w:szCs w:val="22"/>
           <w:highlight w:val="yellow"/>
         </w:rPr>
-        <w:t xml:space="preserve">(Executado ou </w:t>
+        <w:t>(</w:t>
+      </w:r>
+      <w:r>
+        <w:rPr>
+          <w:rFonts w:ascii="Calibri" w:hAnsi="Calibri" w:cs="Calibri"/>
+          <w:sz w:val="24"/>
+          <w:szCs w:val="22"/>
+          <w:highlight w:val="yellow"/>
+        </w:rPr>
+        <w:t xml:space="preserve">Executado </w:t>
+      </w:r>
+      <w:r>
+        <w:rPr>
+          <w:rFonts w:ascii="Calibri" w:hAnsi="Calibri" w:cs="Calibri"/>
+          <w:sz w:val="24"/>
+          <w:szCs w:val="22"/>
+          <w:highlight w:val="yellow"/>
+        </w:rPr>
+        <w:t xml:space="preserve">ou Executada </w:t>
+      </w:r>
+      <w:r>
+        <w:rPr>
+          <w:rFonts w:ascii="Calibri" w:hAnsi="Calibri" w:cs="Calibri"/>
+          <w:sz w:val="24"/>
+          <w:szCs w:val="22"/>
+          <w:highlight w:val="yellow"/>
+        </w:rPr>
+        <w:t xml:space="preserve">ou </w:t>
       </w:r>
       <w:r>
         <w:rPr>
@@ -729,7 +897,25 @@
           <w:szCs w:val="22"/>
           <w:highlight w:val="yellow"/>
         </w:rPr>
-        <w:t>xecutados)</w:t>
+        <w:t>xecutados</w:t>
+      </w:r>
+      <w:r>
+        <w:rPr>
+          <w:rFonts w:ascii="Calibri" w:hAnsi="Calibri" w:cs="Calibri"/>
+          <w:sz w:val="24"/>
+          <w:szCs w:val="22"/>
+          <w:highlight w:val="yellow"/>
+        </w:rPr>
+        <w:t xml:space="preserve"> ou Executadas</w:t>
+      </w:r>
+      <w:r>
+        <w:rPr>
+          <w:rFonts w:ascii="Calibri" w:hAnsi="Calibri" w:cs="Calibri"/>
+          <w:sz w:val="24"/>
+          <w:szCs w:val="22"/>
+          <w:highlight w:val="yellow"/>
+        </w:rPr>
+        <w:t>)</w:t>
       </w:r>
       <w:r>
         <w:rPr>
@@ -808,7 +994,52 @@
           <w:szCs w:val="22"/>
           <w:highlight w:val="yellow"/>
         </w:rPr>
-        <w:t>(do ou dos)</w:t>
+        <w:t>(</w:t>
+      </w:r>
+      <w:r>
+        <w:rPr>
+          <w:rFonts w:ascii="Calibri" w:hAnsi="Calibri" w:cs="Calibri"/>
+          <w:sz w:val="24"/>
+          <w:szCs w:val="22"/>
+          <w:highlight w:val="yellow"/>
+        </w:rPr>
+        <w:t>do</w:t>
+      </w:r>
+      <w:r>
+        <w:rPr>
+          <w:rFonts w:ascii="Calibri" w:hAnsi="Calibri" w:cs="Calibri"/>
+          <w:sz w:val="24"/>
+          <w:szCs w:val="22"/>
+          <w:highlight w:val="yellow"/>
+        </w:rPr>
+        <w:t xml:space="preserve"> ou da </w:t>
+      </w:r>
+      <w:r>
+        <w:rPr>
+          <w:rFonts w:ascii="Calibri" w:hAnsi="Calibri" w:cs="Calibri"/>
+          <w:sz w:val="24"/>
+          <w:szCs w:val="22"/>
+          <w:highlight w:val="yellow"/>
+        </w:rPr>
+        <w:t>ou dos</w:t>
+      </w:r>
+      <w:r>
+        <w:rPr>
+          <w:rFonts w:ascii="Calibri" w:hAnsi="Calibri" w:cs="Calibri"/>
+          <w:sz w:val="24"/>
+          <w:szCs w:val="22"/>
+          <w:highlight w:val="yellow"/>
+        </w:rPr>
+        <w:t xml:space="preserve"> ou das</w:t>
+      </w:r>
+      <w:r>
+        <w:rPr>
+          <w:rFonts w:ascii="Calibri" w:hAnsi="Calibri" w:cs="Calibri"/>
+          <w:sz w:val="24"/>
+          <w:szCs w:val="22"/>
+          <w:highlight w:val="yellow"/>
+        </w:rPr>
+        <w:t>)</w:t>
       </w:r>
       <w:r>
         <w:rPr>
@@ -825,7 +1056,34 @@
           <w:szCs w:val="22"/>
           <w:highlight w:val="yellow"/>
         </w:rPr>
-        <w:t xml:space="preserve">(Executado ou </w:t>
+        <w:t>(</w:t>
+      </w:r>
+      <w:r>
+        <w:rPr>
+          <w:rFonts w:ascii="Calibri" w:hAnsi="Calibri" w:cs="Calibri"/>
+          <w:sz w:val="24"/>
+          <w:szCs w:val="22"/>
+          <w:highlight w:val="yellow"/>
+        </w:rPr>
+        <w:t xml:space="preserve">Executado </w:t>
+      </w:r>
+      <w:r>
+        <w:rPr>
+          <w:rFonts w:ascii="Calibri" w:hAnsi="Calibri" w:cs="Calibri"/>
+          <w:sz w:val="24"/>
+          <w:szCs w:val="22"/>
+          <w:highlight w:val="yellow"/>
+        </w:rPr>
+        <w:t xml:space="preserve">ou Executada </w:t>
+      </w:r>
+      <w:r>
+        <w:rPr>
+          <w:rFonts w:ascii="Calibri" w:hAnsi="Calibri" w:cs="Calibri"/>
+          <w:sz w:val="24"/>
+          <w:szCs w:val="22"/>
+          <w:highlight w:val="yellow"/>
+        </w:rPr>
+        <w:t xml:space="preserve">ou </w:t>
       </w:r>
       <w:r>
         <w:rPr>
@@ -843,15 +1101,42 @@
           <w:szCs w:val="22"/>
           <w:highlight w:val="yellow"/>
         </w:rPr>
-        <w:t>xecutados)</w:t>
-      </w:r>
-      <w:r>
-        <w:rPr>
-          <w:rFonts w:ascii="Calibri" w:hAnsi="Calibri" w:cs="Calibri"/>
-          <w:sz w:val="24"/>
-          <w:szCs w:val="22"/>
-        </w:rPr>
-        <w:t>, com imposição de restrição de transferência e de circulação (“restrição total”) para impedir a transferência de propriedade e a realização de novo licenciamento, assim como para autorizar o recolhimento dos veículos a depósito pela autoridade competente, fazendo-se constar a descrição completa dos mesmos como ano, modelo e chassi.</w:t>
+        <w:t>xecutados</w:t>
+      </w:r>
+      <w:r>
+        <w:rPr>
+          <w:rFonts w:ascii="Calibri" w:hAnsi="Calibri" w:cs="Calibri"/>
+          <w:sz w:val="24"/>
+          <w:szCs w:val="22"/>
+          <w:highlight w:val="yellow"/>
+        </w:rPr>
+        <w:t xml:space="preserve"> ou Executadas</w:t>
+      </w:r>
+      <w:r>
+        <w:rPr>
+          <w:rFonts w:ascii="Calibri" w:hAnsi="Calibri" w:cs="Calibri"/>
+          <w:sz w:val="24"/>
+          <w:szCs w:val="22"/>
+          <w:highlight w:val="yellow"/>
+        </w:rPr>
+        <w:t>)</w:t>
+      </w:r>
+      <w:r>
+        <w:rPr>
+          <w:rFonts w:ascii="Calibri" w:hAnsi="Calibri" w:cs="Calibri"/>
+          <w:sz w:val="24"/>
+          <w:szCs w:val="22"/>
+        </w:rPr>
+        <w:t xml:space="preserve">, com imposição de restrição de transferência e de circulação (“restrição total”) para impedir a transferência de propriedade e a realização de novo licenciamento, assim como para autorizar o recolhimento dos veículos </w:t>
+      </w:r>
+      <w:r>
+        <w:rPr>
+          <w:rFonts w:ascii="Calibri" w:hAnsi="Calibri" w:cs="Calibri"/>
+          <w:sz w:val="24"/>
+          <w:szCs w:val="22"/>
+        </w:rPr>
+        <w:lastRenderedPageBreak/>
+        <w:t>a depósito pela autoridade competente, fazendo-se constar a descrição completa dos mesmos como ano, modelo e chassi.</w:t>
       </w:r>
     </w:p>
     <w:p>
@@ -880,7 +1165,6 @@
           <w:sz w:val="24"/>
           <w:szCs w:val="22"/>
         </w:rPr>
-        <w:lastRenderedPageBreak/>
         <w:t>c)</w:t>
       </w:r>
       <w:r>
@@ -939,7 +1223,52 @@
           <w:szCs w:val="22"/>
           <w:highlight w:val="yellow"/>
         </w:rPr>
-        <w:t>(do ou dos)</w:t>
+        <w:t>(</w:t>
+      </w:r>
+      <w:r>
+        <w:rPr>
+          <w:rFonts w:ascii="Calibri" w:hAnsi="Calibri" w:cs="Calibri"/>
+          <w:sz w:val="24"/>
+          <w:szCs w:val="22"/>
+          <w:highlight w:val="yellow"/>
+        </w:rPr>
+        <w:t>do</w:t>
+      </w:r>
+      <w:r>
+        <w:rPr>
+          <w:rFonts w:ascii="Calibri" w:hAnsi="Calibri" w:cs="Calibri"/>
+          <w:sz w:val="24"/>
+          <w:szCs w:val="22"/>
+          <w:highlight w:val="yellow"/>
+        </w:rPr>
+        <w:t xml:space="preserve"> ou da </w:t>
+      </w:r>
+      <w:r>
+        <w:rPr>
+          <w:rFonts w:ascii="Calibri" w:hAnsi="Calibri" w:cs="Calibri"/>
+          <w:sz w:val="24"/>
+          <w:szCs w:val="22"/>
+          <w:highlight w:val="yellow"/>
+        </w:rPr>
+        <w:t>ou dos</w:t>
+      </w:r>
+      <w:r>
+        <w:rPr>
+          <w:rFonts w:ascii="Calibri" w:hAnsi="Calibri" w:cs="Calibri"/>
+          <w:sz w:val="24"/>
+          <w:szCs w:val="22"/>
+          <w:highlight w:val="yellow"/>
+        </w:rPr>
+        <w:t xml:space="preserve"> ou das</w:t>
+      </w:r>
+      <w:r>
+        <w:rPr>
+          <w:rFonts w:ascii="Calibri" w:hAnsi="Calibri" w:cs="Calibri"/>
+          <w:sz w:val="24"/>
+          <w:szCs w:val="22"/>
+          <w:highlight w:val="yellow"/>
+        </w:rPr>
+        <w:t>)</w:t>
       </w:r>
       <w:r>
         <w:rPr>
@@ -956,7 +1285,34 @@
           <w:szCs w:val="22"/>
           <w:highlight w:val="yellow"/>
         </w:rPr>
-        <w:t xml:space="preserve">(Executado ou </w:t>
+        <w:t>(</w:t>
+      </w:r>
+      <w:r>
+        <w:rPr>
+          <w:rFonts w:ascii="Calibri" w:hAnsi="Calibri" w:cs="Calibri"/>
+          <w:sz w:val="24"/>
+          <w:szCs w:val="22"/>
+          <w:highlight w:val="yellow"/>
+        </w:rPr>
+        <w:t xml:space="preserve">Executado </w:t>
+      </w:r>
+      <w:r>
+        <w:rPr>
+          <w:rFonts w:ascii="Calibri" w:hAnsi="Calibri" w:cs="Calibri"/>
+          <w:sz w:val="24"/>
+          <w:szCs w:val="22"/>
+          <w:highlight w:val="yellow"/>
+        </w:rPr>
+        <w:t xml:space="preserve">ou Executada </w:t>
+      </w:r>
+      <w:r>
+        <w:rPr>
+          <w:rFonts w:ascii="Calibri" w:hAnsi="Calibri" w:cs="Calibri"/>
+          <w:sz w:val="24"/>
+          <w:szCs w:val="22"/>
+          <w:highlight w:val="yellow"/>
+        </w:rPr>
+        <w:t xml:space="preserve">ou </w:t>
       </w:r>
       <w:r>
         <w:rPr>
@@ -974,7 +1330,25 @@
           <w:szCs w:val="22"/>
           <w:highlight w:val="yellow"/>
         </w:rPr>
-        <w:t>xecutados)</w:t>
+        <w:t>xecutados</w:t>
+      </w:r>
+      <w:r>
+        <w:rPr>
+          <w:rFonts w:ascii="Calibri" w:hAnsi="Calibri" w:cs="Calibri"/>
+          <w:sz w:val="24"/>
+          <w:szCs w:val="22"/>
+          <w:highlight w:val="yellow"/>
+        </w:rPr>
+        <w:t xml:space="preserve"> ou Executadas</w:t>
+      </w:r>
+      <w:r>
+        <w:rPr>
+          <w:rFonts w:ascii="Calibri" w:hAnsi="Calibri" w:cs="Calibri"/>
+          <w:sz w:val="24"/>
+          <w:szCs w:val="22"/>
+          <w:highlight w:val="yellow"/>
+        </w:rPr>
+        <w:t>)</w:t>
       </w:r>
       <w:r>
         <w:rPr>
@@ -1126,7 +1500,7 @@
       <w:r>
         <w:rPr>
           <w:rFonts w:ascii="Calibri" w:hAnsi="Calibri" w:cs="Calibri,Bold"/>
-          <w:b w:val="0"/>
+          <w:b/>
           <w:bCs/>
           <w:color w:val="000000"/>
           <w:sz w:val="24"/>
@@ -1138,7 +1512,7 @@
       <w:r>
         <w:rPr>
           <w:rFonts w:ascii="Calibri" w:hAnsi="Calibri" w:cs="Calibri,Bold"/>
-          <w:b w:val="0"/>
+          <w:b/>
           <w:bCs/>
           <w:color w:val="000000"/>
           <w:sz w:val="24"/>
@@ -1149,7 +1523,7 @@
       <w:r>
         <w:rPr>
           <w:rFonts w:ascii="Calibri" w:hAnsi="Calibri" w:cs="Calibri,Bold"/>
-          <w:b w:val="0"/>
+          <w:b/>
           <w:bCs/>
           <w:color w:val="000000"/>
           <w:sz w:val="24"/>
@@ -1197,7 +1571,7 @@
           <w:sz w:val="24"/>
           <w:szCs w:val="22"/>
         </w:rPr>
-        <w:t>5 de junho de 2026</w:t>
+        <w:t>22 de julho de 2026</w:t>
       </w:r>
       <w:r>
         <w:rPr>
@@ -1373,7 +1747,7 @@
         <w:sz w:val="20"/>
         <w:szCs w:val="20"/>
       </w:rPr>
-      <w:t>1</w:t>
+      <w:t>2</w:t>
     </w:r>
     <w:r>
       <w:rPr>
@@ -1422,7 +1796,7 @@
         <w:sz w:val="20"/>
         <w:szCs w:val="20"/>
       </w:rPr>
-      <w:t>1</w:t>
+      <w:t>2</w:t>
     </w:r>
     <w:r>
       <w:rPr>
